--- a/Opgave 6 Groenten/Opgave 6 Groenten – nieuws met visual.docx
+++ b/Opgave 6 Groenten/Opgave 6 Groenten – nieuws met visual.docx
@@ -46,56 +46,6 @@
           <w:szCs w:val="21"/>
         </w:rPr>
         <w:t xml:space="preserve">Het aantal biologische boeren in Nederland is in 2025 gestegen met 8% naar 2.400 bedrijven. Toch blijft het marktaandeel van biologische groenten beperkt tot 6% van de totale groentemarkt. Biologische teelt is duurder door hogere grondkosten en lagere opbrengsten per hectare. Consumenten kiezen nog altijd vooral op prijs. Milieuorganisaties benadrukken dat de milieuschade van traditionele teelt niet in de prijs zit.</w:t>
-      </w:r>
-    </w:p>
-    <w:p>
-      <w:pPr>
-        <w:spacing w:after="40"/>
-      </w:pPr>
-    </w:p>
-    <w:p>
-      <w:pPr>
-        <w:spacing w:after="80"/>
-      </w:pPr>
-      <w:r>
-        <w:drawing>
-          <wp:inline distT="0" distB="0" distL="0" distR="0">
-            <wp:extent cx="2095500" cy="2762250"/>
-            <wp:effectExtent t="0" r="0" b="0" l="0"/>
-            <wp:docPr id="1" name="" descr="" title=""/>
-            <wp:cNvGraphicFramePr>
-              <a:graphicFrameLocks xmlns:a="http://schemas.openxmlformats.org/drawingml/2006/main" noChangeAspect="1"/>
-            </wp:cNvGraphicFramePr>
-            <a:graphic xmlns:a="http://schemas.openxmlformats.org/drawingml/2006/main">
-              <a:graphicData uri="http://schemas.openxmlformats.org/drawingml/2006/picture">
-                <pic:pic xmlns:pic="http://schemas.openxmlformats.org/drawingml/2006/picture">
-                  <pic:nvPicPr>
-                    <pic:cNvPr id="0" name="" descr=""/>
-                    <pic:cNvPicPr>
-                      <a:picLocks noChangeAspect="1" noChangeArrowheads="1"/>
-                    </pic:cNvPicPr>
-                  </pic:nvPicPr>
-                  <pic:blipFill>
-                    <a:blip r:embed="rId9" cstate="none"/>
-                    <a:srcRect/>
-                    <a:stretch>
-                      <a:fillRect/>
-                    </a:stretch>
-                  </pic:blipFill>
-                  <pic:spPr bwMode="auto">
-                    <a:xfrm>
-                      <a:off x="0" y="0"/>
-                      <a:ext cx="2095500" cy="2762250"/>
-                    </a:xfrm>
-                    <a:prstGeom prst="rect">
-                      <a:avLst/>
-                    </a:prstGeom>
-                  </pic:spPr>
-                </pic:pic>
-              </a:graphicData>
-            </a:graphic>
-          </wp:inline>
-        </w:drawing>
       </w:r>
     </w:p>
     <w:p>

--- a/Opgave 6 Groenten/Opgave 6 Groenten – nieuws met visual.docx
+++ b/Opgave 6 Groenten/Opgave 6 Groenten – nieuws met visual.docx
@@ -244,11 +244,7 @@
         <w:t xml:space="preserve">Bedenk een overheidsmaatregel die de overstap naar biologische teelt kan stimuleren. Leg het economische effect uit.</w:t>
       </w:r>
     </w:p>
-    <w:p>
-      <w:r>
-        <w:br w:type="page"/>
-      </w:r>
-    </w:p>
+    <w:p/>
     <w:p>
       <w:pPr>
         <w:spacing w:after="100"/>
